--- a/templates/3-law-firm-letter.docx
+++ b/templates/3-law-firm-letter.docx
@@ -216,7 +216,7 @@
           <w:sz w:val="28"/>
           <w:szCs w:val="28"/>
         </w:rPr>
-        <w:t>{{甲方姓名}}</w:t>
+        <w:t>{{甲方诉讼地位}}{{甲方姓名}}</w:t>
       </w:r>
       <w:r>
         <w:rPr>
@@ -232,15 +232,15 @@
           <w:sz w:val="28"/>
           <w:szCs w:val="28"/>
         </w:rPr>
-        <w:t>刘国强、路洋民间借贷</w:t>
-      </w:r>
-      <w:r>
-        <w:rPr>
-          <w:rFonts w:ascii="宋体" w:hAnsi="宋体" w:cs="宋体" w:hint="eastAsia"/>
-          <w:sz w:val="28"/>
-          <w:szCs w:val="28"/>
-        </w:rPr>
-        <w:t>纠纷</w:t>
+        <w:t>{{对方当事人}}{{案由}}</w:t>
+      </w:r>
+      <w:r>
+        <w:rPr>
+          <w:rFonts w:ascii="宋体" w:hAnsi="宋体" w:cs="宋体" w:hint="eastAsia"/>
+          <w:sz w:val="28"/>
+          <w:szCs w:val="28"/>
+        </w:rPr>
+        <w:t/>
       </w:r>
       <w:r>
         <w:rPr>
@@ -264,7 +264,7 @@
           <w:sz w:val="28"/>
           <w:szCs w:val="28"/>
         </w:rPr>
-        <w:t>{{甲方姓名}}</w:t>
+        <w:t>{{甲方诉讼地位}}{{甲方姓名}}</w:t>
       </w:r>
       <w:r>
         <w:rPr>
